--- a/事業計画/総数引受契約書_池上様_BrasserieThierryMarx_20261028.docx
+++ b/事業計画/総数引受契約書_池上様_BrasserieThierryMarx_20261028.docx
@@ -1382,7 +1382,7 @@
         <w:rPr>
           <w:rFonts w:ascii="游明朝" w:eastAsia="游明朝" w:hAnsi="游明朝" w:hint="eastAsia"/>
         </w:rPr>
-        <w:t xml:space="preserve">本契約の成立を証するため本書３通を作成し、甲、乙及び丙が記名押印のうえ、各１通を保有する。</w:t>
+        <w:t xml:space="preserve">本契約の成立を証するため、本契約の電磁的記録を作成し、甲、乙及び丙が合意の後電子署名を施し、各自その電磁的記録を保管する。</w:t>
       </w:r>
     </w:p>
     <w:p>
@@ -1465,7 +1465,7 @@
         <w:rPr>
           <w:rFonts w:ascii="游明朝" w:eastAsia="游明朝" w:hAnsi="游明朝" w:hint="eastAsia"/>
         </w:rPr>
-        <w:t xml:space="preserve">代表取締役　中野邦人　　　　　　　　印</w:t>
+        <w:t xml:space="preserve">代表取締役　中野邦人</w:t>
       </w:r>
     </w:p>
     <w:p>
@@ -1507,7 +1507,7 @@
         <w:rPr>
           <w:rFonts w:ascii="游明朝" w:eastAsia="游明朝" w:hAnsi="游明朝" w:hint="eastAsia"/>
         </w:rPr>
-        <w:t xml:space="preserve">池上　貴樹　　　　　　　　　　　　　印</w:t>
+        <w:t xml:space="preserve">池上　貴樹</w:t>
       </w:r>
     </w:p>
     <w:p>
@@ -1556,7 +1556,7 @@
         <w:rPr>
           <w:rFonts w:ascii="游明朝" w:eastAsia="游明朝" w:hAnsi="游明朝" w:hint="eastAsia"/>
         </w:rPr>
-        <w:t xml:space="preserve">代表取締役　中野 邦人　　　　　　　　　印</w:t>
+        <w:t xml:space="preserve">代表取締役　中野 邦人</w:t>
       </w:r>
     </w:p>
     <w:p>
